--- a/CÔNG TY TNHH CÔNG NGHỆ KIM LOẠI CHÂU Á/ChauA_ChiNhanhPhuAn/ChauA_ThanhLapChiNhanh/ChauA_NghiQuyetHDTV.docx
+++ b/CÔNG TY TNHH CÔNG NGHỆ KIM LOẠI CHÂU Á/ChauA_ChiNhanhPhuAn/ChauA_ThanhLapChiNhanh/ChauA_NghiQuyetHDTV.docx
@@ -1047,8 +1047,6 @@
           <w:sz w:val="26"/>
         </w:rPr>
       </w:pPr>
-      <w:bookmarkStart w:id="0" w:name="_GoBack"/>
-      <w:bookmarkEnd w:id="0"/>
     </w:p>
     <w:p>
       <w:pPr>
@@ -1108,30 +1106,8 @@
           <w:szCs w:val="28"/>
         </w:rPr>
       </w:pPr>
-    </w:p>
-    <w:p>
-      <w:pPr>
-        <w:spacing w:after="120" w:line="240" w:lineRule="auto"/>
-        <w:ind w:left="0" w:right="0" w:firstLine="360"/>
-        <w:jc w:val="both"/>
-        <w:rPr>
-          <w:rFonts w:ascii="Times New Roman" w:hAnsi="Times New Roman" w:cs="Times New Roman"/>
-          <w:sz w:val="28"/>
-          <w:szCs w:val="28"/>
-        </w:rPr>
-      </w:pPr>
-    </w:p>
-    <w:p>
-      <w:pPr>
-        <w:spacing w:after="120" w:line="240" w:lineRule="auto"/>
-        <w:ind w:left="0" w:right="0" w:firstLine="360"/>
-        <w:jc w:val="both"/>
-        <w:rPr>
-          <w:rFonts w:ascii="Times New Roman" w:hAnsi="Times New Roman" w:cs="Times New Roman"/>
-          <w:sz w:val="28"/>
-          <w:szCs w:val="28"/>
-        </w:rPr>
-      </w:pPr>
+      <w:bookmarkStart w:id="0" w:name="_GoBack"/>
+      <w:bookmarkEnd w:id="0"/>
       <w:r>
         <w:rPr>
           <w:rFonts w:ascii="Times New Roman" w:hAnsi="Times New Roman"/>
@@ -3422,12 +3398,18 @@
 </file>
 
 <file path=customXml/item1.xml><?xml version="1.0" encoding="utf-8"?>
-<?mso-contentType ?>
-<FormTemplates xmlns="http://schemas.microsoft.com/sharepoint/v3/contenttype/forms">
-  <Display>DocumentLibraryForm</Display>
-  <Edit>DocumentLibraryForm</Edit>
-  <New>DocumentLibraryForm</New>
-</FormTemplates>
+<p:properties xmlns:p="http://schemas.microsoft.com/office/2006/metadata/properties" xmlns:xsi="http://www.w3.org/2001/XMLSchema-instance" xmlns:pc="http://schemas.microsoft.com/office/infopath/2007/PartnerControls">
+  <documentManagement>
+    <AlternateThumbnailUrl xmlns="http://schemas.microsoft.com/sharepoint/v3">
+      <Url xsi:nil="true"/>
+      <Description xsi:nil="true"/>
+    </AlternateThumbnailUrl>
+    <VideoThumbnail xmlns="4ae7861e-4bff-47fb-9754-a3da037d4eb5" xsi:nil="true"/>
+    <ImageCreateDate xmlns="http://schemas.microsoft.com/sharepoint/v3" xsi:nil="true"/>
+    <GetImgForVideo xmlns="4ae7861e-4bff-47fb-9754-a3da037d4eb5" xsi:nil="true"/>
+    <Description xmlns="http://schemas.microsoft.com/sharepoint/v3" xsi:nil="true"/>
+  </documentManagement>
+</p:properties>
 </file>
 
 <file path=customXml/item2.xml><?xml version="1.0" encoding="utf-8"?>
@@ -3619,24 +3601,21 @@
 </file>
 
 <file path=customXml/item3.xml><?xml version="1.0" encoding="utf-8"?>
-<p:properties xmlns:p="http://schemas.microsoft.com/office/2006/metadata/properties" xmlns:xsi="http://www.w3.org/2001/XMLSchema-instance" xmlns:pc="http://schemas.microsoft.com/office/infopath/2007/PartnerControls">
-  <documentManagement>
-    <AlternateThumbnailUrl xmlns="http://schemas.microsoft.com/sharepoint/v3">
-      <Url xsi:nil="true"/>
-      <Description xsi:nil="true"/>
-    </AlternateThumbnailUrl>
-    <VideoThumbnail xmlns="4ae7861e-4bff-47fb-9754-a3da037d4eb5" xsi:nil="true"/>
-    <ImageCreateDate xmlns="http://schemas.microsoft.com/sharepoint/v3" xsi:nil="true"/>
-    <GetImgForVideo xmlns="4ae7861e-4bff-47fb-9754-a3da037d4eb5" xsi:nil="true"/>
-    <Description xmlns="http://schemas.microsoft.com/sharepoint/v3" xsi:nil="true"/>
-  </documentManagement>
-</p:properties>
+<?mso-contentType ?>
+<FormTemplates xmlns="http://schemas.microsoft.com/sharepoint/v3/contenttype/forms">
+  <Display>DocumentLibraryForm</Display>
+  <Edit>DocumentLibraryForm</Edit>
+  <New>DocumentLibraryForm</New>
+</FormTemplates>
 </file>
 
 <file path=customXml/itemProps1.xml><?xml version="1.0" encoding="utf-8"?>
-<ds:datastoreItem xmlns:ds="http://schemas.openxmlformats.org/officeDocument/2006/customXml" ds:itemID="{AFD07A8A-035B-44B3-8740-60045F8E4C9F}">
+<ds:datastoreItem xmlns:ds="http://schemas.openxmlformats.org/officeDocument/2006/customXml" ds:itemID="{DFBF5159-804B-4563-9B15-6A0468B25410}">
   <ds:schemaRefs>
-    <ds:schemaRef ds:uri="http://schemas.microsoft.com/sharepoint/v3/contenttype/forms"/>
+    <ds:schemaRef ds:uri="http://schemas.microsoft.com/office/2006/metadata/properties"/>
+    <ds:schemaRef ds:uri="http://schemas.microsoft.com/office/infopath/2007/PartnerControls"/>
+    <ds:schemaRef ds:uri="http://schemas.microsoft.com/sharepoint/v3"/>
+    <ds:schemaRef ds:uri="4ae7861e-4bff-47fb-9754-a3da037d4eb5"/>
   </ds:schemaRefs>
 </ds:datastoreItem>
 </file>
@@ -3661,12 +3640,9 @@
 </file>
 
 <file path=customXml/itemProps3.xml><?xml version="1.0" encoding="utf-8"?>
-<ds:datastoreItem xmlns:ds="http://schemas.openxmlformats.org/officeDocument/2006/customXml" ds:itemID="{DFBF5159-804B-4563-9B15-6A0468B25410}">
+<ds:datastoreItem xmlns:ds="http://schemas.openxmlformats.org/officeDocument/2006/customXml" ds:itemID="{AFD07A8A-035B-44B3-8740-60045F8E4C9F}">
   <ds:schemaRefs>
-    <ds:schemaRef ds:uri="http://schemas.microsoft.com/office/2006/metadata/properties"/>
-    <ds:schemaRef ds:uri="http://schemas.microsoft.com/office/infopath/2007/PartnerControls"/>
-    <ds:schemaRef ds:uri="http://schemas.microsoft.com/sharepoint/v3"/>
-    <ds:schemaRef ds:uri="4ae7861e-4bff-47fb-9754-a3da037d4eb5"/>
+    <ds:schemaRef ds:uri="http://schemas.microsoft.com/sharepoint/v3/contenttype/forms"/>
   </ds:schemaRefs>
 </ds:datastoreItem>
 </file>
--- a/CÔNG TY TNHH CÔNG NGHỆ KIM LOẠI CHÂU Á/ChauA_ChiNhanhPhuAn/ChauA_ThanhLapChiNhanh/ChauA_NghiQuyetHDTV.docx
+++ b/CÔNG TY TNHH CÔNG NGHỆ KIM LOẠI CHÂU Á/ChauA_ChiNhanhPhuAn/ChauA_ThanhLapChiNhanh/ChauA_NghiQuyetHDTV.docx
@@ -628,20 +628,6 @@
     </w:p>
     <w:p>
       <w:pPr>
-        <w:shd w:val="clear" w:color="auto" w:fill="FFFFFF"/>
-        <w:spacing w:after="0" w:line="240" w:lineRule="auto"/>
-        <w:ind w:left="0" w:right="0"/>
-        <w:jc w:val="center"/>
-        <w:rPr>
-          <w:rFonts w:ascii="Times New Roman" w:eastAsia="DengXian" w:hAnsi="Times New Roman" w:cs="Times New Roman"/>
-          <w:sz w:val="24"/>
-          <w:szCs w:val="24"/>
-          <w:lang w:eastAsia="zh-CN"/>
-        </w:rPr>
-      </w:pPr>
-    </w:p>
-    <w:p>
-      <w:pPr>
         <w:pStyle w:val="ListParagraph"/>
         <w:spacing w:after="120" w:line="240" w:lineRule="auto"/>
         <w:ind w:left="1080" w:right="0"/>
@@ -652,6 +638,8 @@
           <w:szCs w:val="28"/>
         </w:rPr>
       </w:pPr>
+      <w:bookmarkStart w:id="0" w:name="_GoBack"/>
+      <w:bookmarkEnd w:id="0"/>
     </w:p>
     <w:p>
       <w:pPr>
@@ -963,7 +951,7 @@
                 <w:sz w:val="24"/>
                 <w:szCs w:val="24"/>
               </w:rPr>
-              <w:t>Gia công cơ khí; xử lý và tráng phủ kim loại</w:t>
+              <w:t xml:space="preserve">Chi tiết: Hàn, tiện, phay, bào, cắt, gọt, đục các chi tiết bằng kim loại (không đục tại trụ sở chính; trừ xử lý, tráng phủ, xi mạ kim loại) </w:t>
             </w:r>
           </w:p>
           <w:p>
@@ -982,7 +970,7 @@
                 <w:sz w:val="24"/>
                 <w:szCs w:val="24"/>
               </w:rPr>
-              <w:t>Chi tiết:  Gia công bề mặt kim loại bằng công nghệ phủ PVD trong môi trường chân không.</w:t>
+              <w:t>- Gia công bề mặt kim loại bằng công nghệ phủ PVD trong môi trường chân không.</w:t>
             </w:r>
           </w:p>
         </w:tc>
@@ -1106,8 +1094,6 @@
           <w:szCs w:val="28"/>
         </w:rPr>
       </w:pPr>
-      <w:bookmarkStart w:id="0" w:name="_GoBack"/>
-      <w:bookmarkEnd w:id="0"/>
       <w:r>
         <w:rPr>
           <w:rFonts w:ascii="Times New Roman" w:hAnsi="Times New Roman"/>
@@ -3398,18 +3384,12 @@
 </file>
 
 <file path=customXml/item1.xml><?xml version="1.0" encoding="utf-8"?>
-<p:properties xmlns:p="http://schemas.microsoft.com/office/2006/metadata/properties" xmlns:xsi="http://www.w3.org/2001/XMLSchema-instance" xmlns:pc="http://schemas.microsoft.com/office/infopath/2007/PartnerControls">
-  <documentManagement>
-    <AlternateThumbnailUrl xmlns="http://schemas.microsoft.com/sharepoint/v3">
-      <Url xsi:nil="true"/>
-      <Description xsi:nil="true"/>
-    </AlternateThumbnailUrl>
-    <VideoThumbnail xmlns="4ae7861e-4bff-47fb-9754-a3da037d4eb5" xsi:nil="true"/>
-    <ImageCreateDate xmlns="http://schemas.microsoft.com/sharepoint/v3" xsi:nil="true"/>
-    <GetImgForVideo xmlns="4ae7861e-4bff-47fb-9754-a3da037d4eb5" xsi:nil="true"/>
-    <Description xmlns="http://schemas.microsoft.com/sharepoint/v3" xsi:nil="true"/>
-  </documentManagement>
-</p:properties>
+<?mso-contentType ?>
+<FormTemplates xmlns="http://schemas.microsoft.com/sharepoint/v3/contenttype/forms">
+  <Display>DocumentLibraryForm</Display>
+  <Edit>DocumentLibraryForm</Edit>
+  <New>DocumentLibraryForm</New>
+</FormTemplates>
 </file>
 
 <file path=customXml/item2.xml><?xml version="1.0" encoding="utf-8"?>
@@ -3601,21 +3581,24 @@
 </file>
 
 <file path=customXml/item3.xml><?xml version="1.0" encoding="utf-8"?>
-<?mso-contentType ?>
-<FormTemplates xmlns="http://schemas.microsoft.com/sharepoint/v3/contenttype/forms">
-  <Display>DocumentLibraryForm</Display>
-  <Edit>DocumentLibraryForm</Edit>
-  <New>DocumentLibraryForm</New>
-</FormTemplates>
+<p:properties xmlns:p="http://schemas.microsoft.com/office/2006/metadata/properties" xmlns:xsi="http://www.w3.org/2001/XMLSchema-instance" xmlns:pc="http://schemas.microsoft.com/office/infopath/2007/PartnerControls">
+  <documentManagement>
+    <AlternateThumbnailUrl xmlns="http://schemas.microsoft.com/sharepoint/v3">
+      <Url xsi:nil="true"/>
+      <Description xsi:nil="true"/>
+    </AlternateThumbnailUrl>
+    <VideoThumbnail xmlns="4ae7861e-4bff-47fb-9754-a3da037d4eb5" xsi:nil="true"/>
+    <ImageCreateDate xmlns="http://schemas.microsoft.com/sharepoint/v3" xsi:nil="true"/>
+    <GetImgForVideo xmlns="4ae7861e-4bff-47fb-9754-a3da037d4eb5" xsi:nil="true"/>
+    <Description xmlns="http://schemas.microsoft.com/sharepoint/v3" xsi:nil="true"/>
+  </documentManagement>
+</p:properties>
 </file>
 
 <file path=customXml/itemProps1.xml><?xml version="1.0" encoding="utf-8"?>
-<ds:datastoreItem xmlns:ds="http://schemas.openxmlformats.org/officeDocument/2006/customXml" ds:itemID="{DFBF5159-804B-4563-9B15-6A0468B25410}">
+<ds:datastoreItem xmlns:ds="http://schemas.openxmlformats.org/officeDocument/2006/customXml" ds:itemID="{AFD07A8A-035B-44B3-8740-60045F8E4C9F}">
   <ds:schemaRefs>
-    <ds:schemaRef ds:uri="http://schemas.microsoft.com/office/2006/metadata/properties"/>
-    <ds:schemaRef ds:uri="http://schemas.microsoft.com/office/infopath/2007/PartnerControls"/>
-    <ds:schemaRef ds:uri="http://schemas.microsoft.com/sharepoint/v3"/>
-    <ds:schemaRef ds:uri="4ae7861e-4bff-47fb-9754-a3da037d4eb5"/>
+    <ds:schemaRef ds:uri="http://schemas.microsoft.com/sharepoint/v3/contenttype/forms"/>
   </ds:schemaRefs>
 </ds:datastoreItem>
 </file>
@@ -3640,9 +3623,12 @@
 </file>
 
 <file path=customXml/itemProps3.xml><?xml version="1.0" encoding="utf-8"?>
-<ds:datastoreItem xmlns:ds="http://schemas.openxmlformats.org/officeDocument/2006/customXml" ds:itemID="{AFD07A8A-035B-44B3-8740-60045F8E4C9F}">
+<ds:datastoreItem xmlns:ds="http://schemas.openxmlformats.org/officeDocument/2006/customXml" ds:itemID="{DFBF5159-804B-4563-9B15-6A0468B25410}">
   <ds:schemaRefs>
-    <ds:schemaRef ds:uri="http://schemas.microsoft.com/sharepoint/v3/contenttype/forms"/>
+    <ds:schemaRef ds:uri="http://schemas.microsoft.com/office/2006/metadata/properties"/>
+    <ds:schemaRef ds:uri="http://schemas.microsoft.com/office/infopath/2007/PartnerControls"/>
+    <ds:schemaRef ds:uri="http://schemas.microsoft.com/sharepoint/v3"/>
+    <ds:schemaRef ds:uri="4ae7861e-4bff-47fb-9754-a3da037d4eb5"/>
   </ds:schemaRefs>
 </ds:datastoreItem>
 </file>